--- a/code-rubric.docx
+++ b/code-rubric.docx
@@ -2059,14 +2059,13 @@
           <w:color w:val="1A1A1A"/>
           <w:sz w:val="19"/>
         </w:rPr>
-        <w:t>Every assignment lists the imports and methods available to you, carried forward from Unit 1. Using something outside that list costs</w:t>
+        <w:t>Every assignment lists the imports and methods available to you, carried forward from Unit 1. Using something outside that list may cost points off the assignment total, at your grader's discretion — the work is scored on its own terms first, and any such reduction comes off after.</w:t>
       </w:r>
       <w:r>
         <w:rPr>
           <w:color w:val="1A1A1A"/>
           <w:sz w:val="19"/>
         </w:rPr>
-        <w:t xml:space="preserve"> </w:t>
       </w:r>
       <w:proofErr w:type="gramStart"/>
       <w:r>
@@ -2074,7 +2073,6 @@
           <w:color w:val="1A1A1A"/>
           <w:sz w:val="19"/>
         </w:rPr>
-        <w:t>points</w:t>
       </w:r>
       <w:proofErr w:type="gramEnd"/>
       <w:r>
@@ -2082,21 +2080,18 @@
           <w:color w:val="1A1A1A"/>
           <w:sz w:val="19"/>
         </w:rPr>
-        <w:t xml:space="preserve"> off the assignment total. It is charged once however many appear, against the assignment total rather than any one exercise or dimension — the work is scored on its own terms first, then the</w:t>
       </w:r>
       <w:r>
         <w:rPr>
           <w:color w:val="1A1A1A"/>
           <w:sz w:val="19"/>
         </w:rPr>
-        <w:t xml:space="preserve"> </w:t>
       </w:r>
       <w:r>
         <w:rPr>
           <w:color w:val="1A1A1A"/>
           <w:sz w:val="19"/>
         </w:rPr>
-        <w:t>points come off.</w:t>
       </w:r>
     </w:p>
     <w:p>
@@ -2471,7 +2466,7 @@
           <w:color w:val="1A1A1A"/>
           <w:sz w:val="19"/>
         </w:rPr>
-        <w:t>for anything you used that is not on it. Finding one now costs nothing. Leaving it costs points off the assignment total.</w:t>
+        <w:t>for anything you used that is not on it. Finding one now costs nothing. Leaving it may cost points off the assignment total, at your grader's discretion.</w:t>
       </w:r>
     </w:p>
     <w:sectPr>

--- a/code-rubric.docx
+++ b/code-rubric.docx
@@ -113,53 +113,135 @@
         <w:rPr>
           <w:color w:val="1A1A1A"/>
         </w:rPr>
-        <w:t>: an exercise is worth 20 points. Correctness is 40% of it, or 8 points. Work that reaches the Proficient level on Correctness earns 85% of those 8 points — 6.8, rounded to 7. Add up all four dimensions the same way to get the exercise's total, then add up every exercise's total plus the 10 assignment-level points to get the assignment's score out of 80.</w:t>
+        <w:t xml:space="preserve">: </w:t>
+      </w:r>
+      <w:r>
+        <w:rPr>
+          <w:color w:val="1A1A1A"/>
+        </w:rPr>
+        <w:t xml:space="preserve">an exercise is worth 12 points, and the work is </w:t>
+      </w:r>
+      <w:r>
+        <w:rPr>
+          <w:color w:val="1A1A1A"/>
+        </w:rPr>
+        <w:t>P</w:t>
+      </w:r>
+      <w:r>
+        <w:rPr>
+          <w:color w:val="1A1A1A"/>
+        </w:rPr>
+        <w:t>roficient on all four dimensions. Correctness is 40% of it, or 4.8 points, and Proficient earns 85% of that — 4.08. Score the other three dimensions the same way, add all four together, and round only that total. Do not round the dimensions one at a time.</w:t>
+      </w:r>
+      <w:r>
+        <w:rPr>
+          <w:color w:val="1A1A1A"/>
+        </w:rPr>
+        <w:t xml:space="preserve"> </w:t>
+      </w:r>
+      <w:r>
+        <w:rPr>
+          <w:color w:val="1A1A1A"/>
+        </w:rPr>
+        <w:t>Add up every exercise's total plus the 10 assignment-level points to get the assignment's score out of 80.</w:t>
       </w:r>
     </w:p>
     <w:p>
       <w:pPr>
-        <w:spacing w:after="80"/>
+        <w:pStyle w:val="NoSpacing"/>
         <w:rPr>
-          <w:color w:val="1A1A1A"/>
-        </w:rPr>
-      </w:pPr>
-    </w:p>
-    <w:p>
-      <w:pPr>
-        <w:spacing w:after="80"/>
-        <w:rPr>
-          <w:color w:val="1A1A1A"/>
+          <w:rFonts w:asciiTheme="majorHAnsi" w:hAnsiTheme="majorHAnsi" w:cstheme="majorHAnsi"/>
+          <w:sz w:val="20"/>
+          <w:szCs w:val="20"/>
         </w:rPr>
       </w:pPr>
       <w:r>
-        <w:t>Correctness points=20×40%=20×0.40=8 points</w:t>
+        <w:rPr>
+          <w:rFonts w:asciiTheme="majorHAnsi" w:hAnsiTheme="majorHAnsi" w:cstheme="majorHAnsi"/>
+          <w:sz w:val="20"/>
+          <w:szCs w:val="20"/>
+        </w:rPr>
+        <w:t>Follows Instructions = 12 × 15% = 1.8, × 85% = 1.53</w:t>
       </w:r>
     </w:p>
     <w:p>
       <w:pPr>
-        <w:spacing w:after="80"/>
+        <w:pStyle w:val="NoSpacing"/>
+        <w:rPr>
+          <w:rFonts w:asciiTheme="majorHAnsi" w:hAnsiTheme="majorHAnsi" w:cstheme="majorHAnsi"/>
+          <w:sz w:val="20"/>
+          <w:szCs w:val="20"/>
+        </w:rPr>
       </w:pPr>
       <w:r>
-        <w:t>Points earned=8×85%=8×0.85=6.8</w:t>
-      </w:r>
-      <w:r>
-        <w:t xml:space="preserve"> </w:t>
+        <w:rPr>
+          <w:rFonts w:asciiTheme="majorHAnsi" w:hAnsiTheme="majorHAnsi" w:cstheme="majorHAnsi"/>
+          <w:sz w:val="20"/>
+          <w:szCs w:val="20"/>
+        </w:rPr>
+        <w:t>Correctness = 12 × 40% = 4.8, × 85% = 4.08</w:t>
       </w:r>
     </w:p>
     <w:p>
       <w:pPr>
-        <w:spacing w:after="80"/>
+        <w:pStyle w:val="NoSpacing"/>
+        <w:rPr>
+          <w:rFonts w:asciiTheme="majorHAnsi" w:hAnsiTheme="majorHAnsi" w:cstheme="majorHAnsi"/>
+          <w:sz w:val="20"/>
+          <w:szCs w:val="20"/>
+        </w:rPr>
       </w:pPr>
       <w:r>
-        <w:t xml:space="preserve">Round to the nearest whole points: </w:t>
+        <w:rPr>
+          <w:rFonts w:asciiTheme="majorHAnsi" w:hAnsiTheme="majorHAnsi" w:cstheme="majorHAnsi"/>
+          <w:sz w:val="20"/>
+          <w:szCs w:val="20"/>
+        </w:rPr>
+        <w:t>Readability &amp; Style = 12 × 30% = 3.6, × 85% = 3.06</w:t>
       </w:r>
+    </w:p>
+    <w:p>
+      <w:pPr>
+        <w:pStyle w:val="NoSpacing"/>
+        <w:rPr>
+          <w:rFonts w:asciiTheme="majorHAnsi" w:hAnsiTheme="majorHAnsi" w:cstheme="majorHAnsi"/>
+          <w:sz w:val="20"/>
+          <w:szCs w:val="20"/>
+        </w:rPr>
+      </w:pPr>
       <w:r>
-        <w:t>6.8→7 points</w:t>
+        <w:rPr>
+          <w:rFonts w:asciiTheme="majorHAnsi" w:hAnsiTheme="majorHAnsi" w:cstheme="majorHAnsi"/>
+          <w:sz w:val="20"/>
+          <w:szCs w:val="20"/>
+        </w:rPr>
+        <w:t>Documentation = 12 × 15% = 1.8, × 85% = 1.53</w:t>
+      </w:r>
+    </w:p>
+    <w:p>
+      <w:pPr>
+        <w:pStyle w:val="NoSpacing"/>
+        <w:rPr>
+          <w:rFonts w:asciiTheme="majorHAnsi" w:hAnsiTheme="majorHAnsi" w:cstheme="majorHAnsi"/>
+          <w:sz w:val="20"/>
+          <w:szCs w:val="20"/>
+        </w:rPr>
+      </w:pPr>
+      <w:r>
+        <w:rPr>
+          <w:rFonts w:asciiTheme="majorHAnsi" w:hAnsiTheme="majorHAnsi" w:cstheme="majorHAnsi"/>
+          <w:sz w:val="20"/>
+          <w:szCs w:val="20"/>
+        </w:rPr>
+        <w:t>Total = 10.20, rounded once → 10 points</w:t>
       </w:r>
     </w:p>
     <w:p>
       <w:pPr>
         <w:spacing w:before="280" w:after="80"/>
+        <w:rPr>
+          <w:color w:val="1A1A1A"/>
+        </w:rPr>
       </w:pPr>
       <w:r>
         <w:rPr>
@@ -296,15 +378,7 @@
                 <w:color w:val="5A5A5A"/>
                 <w:sz w:val="17"/>
               </w:rPr>
-              <w:t>10</w:t>
-            </w:r>
-            <w:r>
-              <w:rPr>
-                <w:b/>
-                <w:color w:val="5A5A5A"/>
-                <w:sz w:val="17"/>
-              </w:rPr>
-              <w:t xml:space="preserve"> points, fixed</w:t>
+              <w:t>10 points, fixed</w:t>
             </w:r>
           </w:p>
           <w:p>
@@ -570,6 +644,14 @@
         </w:tc>
       </w:tr>
     </w:tbl>
+    <w:p>
+      <w:pPr>
+        <w:spacing w:after="80"/>
+        <w:rPr>
+          <w:color w:val="1A1A1A"/>
+        </w:rPr>
+      </w:pPr>
+    </w:p>
     <w:p>
       <w:pPr>
         <w:spacing w:after="80"/>
@@ -2036,15 +2118,7 @@
           <w:color w:val="1F3864"/>
           <w:sz w:val="19"/>
         </w:rPr>
-        <w:t>1.</w:t>
-      </w:r>
-      <w:r>
-        <w:rPr>
-          <w:b/>
-          <w:color w:val="1F3864"/>
-          <w:sz w:val="19"/>
-        </w:rPr>
-        <w:t xml:space="preserve">  </w:t>
+        <w:t xml:space="preserve">1.  </w:t>
       </w:r>
       <w:r>
         <w:rPr>
@@ -2060,38 +2134,6 @@
           <w:sz w:val="19"/>
         </w:rPr>
         <w:t>Every assignment lists the imports and methods available to you, carried forward from Unit 1. Using something outside that list may cost points off the assignment total, at your grader's discretion — the work is scored on its own terms first, and any such reduction comes off after.</w:t>
-      </w:r>
-      <w:r>
-        <w:rPr>
-          <w:color w:val="1A1A1A"/>
-          <w:sz w:val="19"/>
-        </w:rPr>
-      </w:r>
-      <w:proofErr w:type="gramStart"/>
-      <w:r>
-        <w:rPr>
-          <w:color w:val="1A1A1A"/>
-          <w:sz w:val="19"/>
-        </w:rPr>
-      </w:r>
-      <w:proofErr w:type="gramEnd"/>
-      <w:r>
-        <w:rPr>
-          <w:color w:val="1A1A1A"/>
-          <w:sz w:val="19"/>
-        </w:rPr>
-      </w:r>
-      <w:r>
-        <w:rPr>
-          <w:color w:val="1A1A1A"/>
-          <w:sz w:val="19"/>
-        </w:rPr>
-      </w:r>
-      <w:r>
-        <w:rPr>
-          <w:color w:val="1A1A1A"/>
-          <w:sz w:val="19"/>
-        </w:rPr>
       </w:r>
     </w:p>
     <w:p>

--- a/code-rubric.docx
+++ b/code-rubric.docx
@@ -2453,7 +2453,7 @@
           <w:color w:val="1A1A1A"/>
           <w:sz w:val="19"/>
         </w:rPr>
-        <w:t>in the file the assignment names — a finished exercise in the wrong file is graded as missing.</w:t>
+        <w:t xml:space="preserve">in the file the assignment names. An exercise that is missing scores 0 on all four of its dimensions. One that is finished but sitting in the wrong file still gets scored on its own merits, but it costs you on Follows Instructions — the dimension scored once for the whole submission.</w:t>
       </w:r>
     </w:p>
     <w:p>
